--- a/ProdApp/Docs/production-manager-app-eng.docx
+++ b/ProdApp/Docs/production-manager-app-eng.docx
@@ -1479,9 +1479,7 @@
         <w:rPr>
           <w:rFonts w:asciiTheme="minorHAnsi" w:eastAsiaTheme="minorEastAsia" w:hAnsiTheme="minorHAnsi" w:cstheme="minorBidi"/>
           <w:noProof/>
-          <w:sz w:val="22"/>
-          <w:szCs w:val="22"/>
-          <w:lang w:val="et-EE" w:eastAsia="et-EE"/>
+          <w:lang w:val="en-EE" w:eastAsia="en-GB"/>
         </w:rPr>
       </w:pPr>
       <w:r>
@@ -1493,7 +1491,7 @@
       <w:r>
         <w:fldChar w:fldCharType="separate"/>
       </w:r>
-      <w:hyperlink w:anchor="_Toc35614645" w:history="1">
+      <w:hyperlink w:anchor="_Toc65086377" w:history="1">
         <w:r>
           <w:rPr>
             <w:rStyle w:val="Hyperlink"/>
@@ -1520,7 +1518,7 @@
             <w:noProof/>
             <w:webHidden/>
           </w:rPr>
-          <w:instrText xml:space="preserve"> PAGEREF _Toc35614645 \h </w:instrText>
+          <w:instrText xml:space="preserve"> PAGEREF _Toc65086377 \h </w:instrText>
         </w:r>
         <w:r>
           <w:rPr>
@@ -1560,12 +1558,10 @@
         <w:rPr>
           <w:rFonts w:asciiTheme="minorHAnsi" w:eastAsiaTheme="minorEastAsia" w:hAnsiTheme="minorHAnsi" w:cstheme="minorBidi"/>
           <w:noProof/>
-          <w:sz w:val="22"/>
-          <w:szCs w:val="22"/>
-          <w:lang w:val="et-EE" w:eastAsia="et-EE"/>
-        </w:rPr>
-      </w:pPr>
-      <w:hyperlink w:anchor="_Toc35614646" w:history="1">
+          <w:lang w:val="en-EE" w:eastAsia="en-GB"/>
+        </w:rPr>
+      </w:pPr>
+      <w:hyperlink w:anchor="_Toc65086378" w:history="1">
         <w:r>
           <w:rPr>
             <w:rStyle w:val="Hyperlink"/>
@@ -1592,7 +1588,7 @@
             <w:noProof/>
             <w:webHidden/>
           </w:rPr>
-          <w:instrText xml:space="preserve"> PAGEREF _Toc35614646 \h </w:instrText>
+          <w:instrText xml:space="preserve"> PAGEREF _Toc65086378 \h </w:instrText>
         </w:r>
         <w:r>
           <w:rPr>
@@ -1629,12 +1625,10 @@
         <w:rPr>
           <w:rFonts w:asciiTheme="minorHAnsi" w:eastAsiaTheme="minorEastAsia" w:hAnsiTheme="minorHAnsi" w:cstheme="minorBidi"/>
           <w:noProof/>
-          <w:sz w:val="22"/>
-          <w:szCs w:val="22"/>
-          <w:lang w:val="et-EE" w:eastAsia="et-EE"/>
-        </w:rPr>
-      </w:pPr>
-      <w:hyperlink w:anchor="_Toc35614647" w:history="1">
+          <w:lang w:val="en-EE" w:eastAsia="en-GB"/>
+        </w:rPr>
+      </w:pPr>
+      <w:hyperlink w:anchor="_Toc65086379" w:history="1">
         <w:r>
           <w:rPr>
             <w:rStyle w:val="Hyperlink"/>
@@ -1662,7 +1656,7 @@
             <w:noProof/>
             <w:webHidden/>
           </w:rPr>
-          <w:instrText xml:space="preserve"> PAGEREF _Toc35614647 \h </w:instrText>
+          <w:instrText xml:space="preserve"> PAGEREF _Toc65086379 \h </w:instrText>
         </w:r>
         <w:r>
           <w:rPr>
@@ -1699,19 +1693,16 @@
         <w:rPr>
           <w:rFonts w:asciiTheme="minorHAnsi" w:eastAsiaTheme="minorEastAsia" w:hAnsiTheme="minorHAnsi" w:cstheme="minorBidi"/>
           <w:noProof/>
-          <w:sz w:val="22"/>
-          <w:szCs w:val="22"/>
-          <w:lang w:val="et-EE" w:eastAsia="et-EE"/>
-        </w:rPr>
-      </w:pPr>
-      <w:hyperlink w:anchor="_Toc35614648" w:history="1">
+          <w:lang w:val="en-EE" w:eastAsia="en-GB"/>
+        </w:rPr>
+      </w:pPr>
+      <w:hyperlink w:anchor="_Toc65086380" w:history="1">
         <w:r>
           <w:rPr>
             <w:rStyle w:val="Hyperlink"/>
             <w:noProof/>
-            <w:lang w:val="nb-NO"/>
           </w:rPr>
-          <w:t>2.2 Optional requirements</w:t>
+          <w:t>2.2 User interface</w:t>
         </w:r>
         <w:r>
           <w:rPr>
@@ -1732,7 +1723,7 @@
             <w:noProof/>
             <w:webHidden/>
           </w:rPr>
-          <w:instrText xml:space="preserve"> PAGEREF _Toc35614648 \h </w:instrText>
+          <w:instrText xml:space="preserve"> PAGEREF _Toc65086380 \h </w:instrText>
         </w:r>
         <w:r>
           <w:rPr>
@@ -1769,18 +1760,16 @@
         <w:rPr>
           <w:rFonts w:asciiTheme="minorHAnsi" w:eastAsiaTheme="minorEastAsia" w:hAnsiTheme="minorHAnsi" w:cstheme="minorBidi"/>
           <w:noProof/>
-          <w:sz w:val="22"/>
-          <w:szCs w:val="22"/>
-          <w:lang w:val="et-EE" w:eastAsia="et-EE"/>
-        </w:rPr>
-      </w:pPr>
-      <w:hyperlink w:anchor="_Toc35614649" w:history="1">
+          <w:lang w:val="en-EE" w:eastAsia="en-GB"/>
+        </w:rPr>
+      </w:pPr>
+      <w:hyperlink w:anchor="_Toc65086381" w:history="1">
         <w:r>
           <w:rPr>
             <w:rStyle w:val="Hyperlink"/>
             <w:noProof/>
           </w:rPr>
-          <w:t>2.3 User interface</w:t>
+          <w:t>2.3 Main user functionality preliminary</w:t>
         </w:r>
         <w:r>
           <w:rPr>
@@ -1801,286 +1790,7 @@
             <w:noProof/>
             <w:webHidden/>
           </w:rPr>
-          <w:instrText xml:space="preserve"> PAGEREF _Toc35614649 \h </w:instrText>
-        </w:r>
-        <w:r>
-          <w:rPr>
-            <w:noProof/>
-            <w:webHidden/>
-          </w:rPr>
-        </w:r>
-        <w:r>
-          <w:rPr>
-            <w:noProof/>
-            <w:webHidden/>
-          </w:rPr>
-          <w:fldChar w:fldCharType="separate"/>
-        </w:r>
-        <w:r>
-          <w:rPr>
-            <w:noProof/>
-            <w:webHidden/>
-          </w:rPr>
-          <w:t>7</w:t>
-        </w:r>
-        <w:r>
-          <w:rPr>
-            <w:noProof/>
-            <w:webHidden/>
-          </w:rPr>
-          <w:fldChar w:fldCharType="end"/>
-        </w:r>
-      </w:hyperlink>
-    </w:p>
-    <w:p>
-      <w:pPr>
-        <w:pStyle w:val="TOC2"/>
-        <w:rPr>
-          <w:rFonts w:asciiTheme="minorHAnsi" w:eastAsiaTheme="minorEastAsia" w:hAnsiTheme="minorHAnsi" w:cstheme="minorBidi"/>
-          <w:noProof/>
-          <w:sz w:val="22"/>
-          <w:szCs w:val="22"/>
-          <w:lang w:val="et-EE" w:eastAsia="et-EE"/>
-        </w:rPr>
-      </w:pPr>
-      <w:hyperlink w:anchor="_Toc35614650" w:history="1">
-        <w:r>
-          <w:rPr>
-            <w:rStyle w:val="Hyperlink"/>
-            <w:noProof/>
-          </w:rPr>
-          <w:t>2.4 Main user functionality preliminary</w:t>
-        </w:r>
-        <w:r>
-          <w:rPr>
-            <w:noProof/>
-            <w:webHidden/>
-          </w:rPr>
-          <w:tab/>
-        </w:r>
-        <w:r>
-          <w:rPr>
-            <w:noProof/>
-            <w:webHidden/>
-          </w:rPr>
-          <w:fldChar w:fldCharType="begin"/>
-        </w:r>
-        <w:r>
-          <w:rPr>
-            <w:noProof/>
-            <w:webHidden/>
-          </w:rPr>
-          <w:instrText xml:space="preserve"> PAGEREF _Toc35614650 \h </w:instrText>
-        </w:r>
-        <w:r>
-          <w:rPr>
-            <w:noProof/>
-            <w:webHidden/>
-          </w:rPr>
-        </w:r>
-        <w:r>
-          <w:rPr>
-            <w:noProof/>
-            <w:webHidden/>
-          </w:rPr>
-          <w:fldChar w:fldCharType="separate"/>
-        </w:r>
-        <w:r>
-          <w:rPr>
-            <w:noProof/>
-            <w:webHidden/>
-          </w:rPr>
-          <w:t>7</w:t>
-        </w:r>
-        <w:r>
-          <w:rPr>
-            <w:noProof/>
-            <w:webHidden/>
-          </w:rPr>
-          <w:fldChar w:fldCharType="end"/>
-        </w:r>
-      </w:hyperlink>
-    </w:p>
-    <w:p>
-      <w:pPr>
-        <w:pStyle w:val="TOC2"/>
-        <w:rPr>
-          <w:rFonts w:asciiTheme="minorHAnsi" w:eastAsiaTheme="minorEastAsia" w:hAnsiTheme="minorHAnsi" w:cstheme="minorBidi"/>
-          <w:noProof/>
-          <w:sz w:val="22"/>
-          <w:szCs w:val="22"/>
-          <w:lang w:val="et-EE" w:eastAsia="et-EE"/>
-        </w:rPr>
-      </w:pPr>
-      <w:hyperlink w:anchor="_Toc35614651" w:history="1">
-        <w:r>
-          <w:rPr>
-            <w:rStyle w:val="Hyperlink"/>
-            <w:noProof/>
-          </w:rPr>
-          <w:t>2.5 User functionality</w:t>
-        </w:r>
-        <w:r>
-          <w:rPr>
-            <w:noProof/>
-            <w:webHidden/>
-          </w:rPr>
-          <w:tab/>
-        </w:r>
-        <w:r>
-          <w:rPr>
-            <w:noProof/>
-            <w:webHidden/>
-          </w:rPr>
-          <w:fldChar w:fldCharType="begin"/>
-        </w:r>
-        <w:r>
-          <w:rPr>
-            <w:noProof/>
-            <w:webHidden/>
-          </w:rPr>
-          <w:instrText xml:space="preserve"> PAGEREF _Toc35614651 \h </w:instrText>
-        </w:r>
-        <w:r>
-          <w:rPr>
-            <w:noProof/>
-            <w:webHidden/>
-          </w:rPr>
-        </w:r>
-        <w:r>
-          <w:rPr>
-            <w:noProof/>
-            <w:webHidden/>
-          </w:rPr>
-          <w:fldChar w:fldCharType="separate"/>
-        </w:r>
-        <w:r>
-          <w:rPr>
-            <w:noProof/>
-            <w:webHidden/>
-          </w:rPr>
-          <w:t>8</w:t>
-        </w:r>
-        <w:r>
-          <w:rPr>
-            <w:noProof/>
-            <w:webHidden/>
-          </w:rPr>
-          <w:fldChar w:fldCharType="end"/>
-        </w:r>
-      </w:hyperlink>
-    </w:p>
-    <w:p>
-      <w:pPr>
-        <w:pStyle w:val="TOC2"/>
-        <w:rPr>
-          <w:rFonts w:asciiTheme="minorHAnsi" w:eastAsiaTheme="minorEastAsia" w:hAnsiTheme="minorHAnsi" w:cstheme="minorBidi"/>
-          <w:noProof/>
-          <w:sz w:val="22"/>
-          <w:szCs w:val="22"/>
-          <w:lang w:val="et-EE" w:eastAsia="et-EE"/>
-        </w:rPr>
-      </w:pPr>
-      <w:hyperlink w:anchor="_Toc35614652" w:history="1">
-        <w:r>
-          <w:rPr>
-            <w:rStyle w:val="Hyperlink"/>
-            <w:noProof/>
-          </w:rPr>
-          <w:t>2.6 CI</w:t>
-        </w:r>
-        <w:r>
-          <w:rPr>
-            <w:noProof/>
-            <w:webHidden/>
-          </w:rPr>
-          <w:tab/>
-        </w:r>
-        <w:r>
-          <w:rPr>
-            <w:noProof/>
-            <w:webHidden/>
-          </w:rPr>
-          <w:fldChar w:fldCharType="begin"/>
-        </w:r>
-        <w:r>
-          <w:rPr>
-            <w:noProof/>
-            <w:webHidden/>
-          </w:rPr>
-          <w:instrText xml:space="preserve"> PAGEREF _Toc35614652 \h </w:instrText>
-        </w:r>
-        <w:r>
-          <w:rPr>
-            <w:noProof/>
-            <w:webHidden/>
-          </w:rPr>
-        </w:r>
-        <w:r>
-          <w:rPr>
-            <w:noProof/>
-            <w:webHidden/>
-          </w:rPr>
-          <w:fldChar w:fldCharType="separate"/>
-        </w:r>
-        <w:r>
-          <w:rPr>
-            <w:noProof/>
-            <w:webHidden/>
-          </w:rPr>
-          <w:t>8</w:t>
-        </w:r>
-        <w:r>
-          <w:rPr>
-            <w:noProof/>
-            <w:webHidden/>
-          </w:rPr>
-          <w:fldChar w:fldCharType="end"/>
-        </w:r>
-      </w:hyperlink>
-    </w:p>
-    <w:p>
-      <w:pPr>
-        <w:pStyle w:val="TOC1"/>
-        <w:tabs>
-          <w:tab w:val="right" w:leader="dot" w:pos="8495"/>
-        </w:tabs>
-        <w:rPr>
-          <w:rFonts w:asciiTheme="minorHAnsi" w:eastAsiaTheme="minorEastAsia" w:hAnsiTheme="minorHAnsi" w:cstheme="minorBidi"/>
-          <w:noProof/>
-          <w:sz w:val="22"/>
-          <w:szCs w:val="22"/>
-          <w:lang w:val="et-EE" w:eastAsia="et-EE"/>
-        </w:rPr>
-      </w:pPr>
-      <w:hyperlink w:anchor="_Toc35614653" w:history="1">
-        <w:r>
-          <w:rPr>
-            <w:rStyle w:val="Hyperlink"/>
-            <w:noProof/>
-          </w:rPr>
-          <w:t>3 Soft delete and update</w:t>
-        </w:r>
-        <w:r>
-          <w:rPr>
-            <w:noProof/>
-            <w:webHidden/>
-          </w:rPr>
-          <w:tab/>
-        </w:r>
-        <w:r>
-          <w:rPr>
-            <w:noProof/>
-            <w:webHidden/>
-          </w:rPr>
-          <w:fldChar w:fldCharType="begin"/>
-        </w:r>
-        <w:r>
-          <w:rPr>
-            <w:noProof/>
-            <w:webHidden/>
-          </w:rPr>
-          <w:instrText xml:space="preserve"> PAGEREF _Toc35614653 \h </w:instrText>
+          <w:instrText xml:space="preserve"> PAGEREF _Toc65086381 \h </w:instrText>
         </w:r>
         <w:r>
           <w:rPr>
@@ -2117,12 +1827,147 @@
         <w:rPr>
           <w:rFonts w:asciiTheme="minorHAnsi" w:eastAsiaTheme="minorEastAsia" w:hAnsiTheme="minorHAnsi" w:cstheme="minorBidi"/>
           <w:noProof/>
-          <w:sz w:val="22"/>
-          <w:szCs w:val="22"/>
-          <w:lang w:val="et-EE" w:eastAsia="et-EE"/>
-        </w:rPr>
-      </w:pPr>
-      <w:hyperlink w:anchor="_Toc35614654" w:history="1">
+          <w:lang w:val="en-EE" w:eastAsia="en-GB"/>
+        </w:rPr>
+      </w:pPr>
+      <w:hyperlink w:anchor="_Toc65086382" w:history="1">
+        <w:r>
+          <w:rPr>
+            <w:rStyle w:val="Hyperlink"/>
+            <w:noProof/>
+          </w:rPr>
+          <w:t>2.4 User functionality</w:t>
+        </w:r>
+        <w:r>
+          <w:rPr>
+            <w:noProof/>
+            <w:webHidden/>
+          </w:rPr>
+          <w:tab/>
+        </w:r>
+        <w:r>
+          <w:rPr>
+            <w:noProof/>
+            <w:webHidden/>
+          </w:rPr>
+          <w:fldChar w:fldCharType="begin"/>
+        </w:r>
+        <w:r>
+          <w:rPr>
+            <w:noProof/>
+            <w:webHidden/>
+          </w:rPr>
+          <w:instrText xml:space="preserve"> PAGEREF _Toc65086382 \h </w:instrText>
+        </w:r>
+        <w:r>
+          <w:rPr>
+            <w:noProof/>
+            <w:webHidden/>
+          </w:rPr>
+        </w:r>
+        <w:r>
+          <w:rPr>
+            <w:noProof/>
+            <w:webHidden/>
+          </w:rPr>
+          <w:fldChar w:fldCharType="separate"/>
+        </w:r>
+        <w:r>
+          <w:rPr>
+            <w:noProof/>
+            <w:webHidden/>
+          </w:rPr>
+          <w:t>9</w:t>
+        </w:r>
+        <w:r>
+          <w:rPr>
+            <w:noProof/>
+            <w:webHidden/>
+          </w:rPr>
+          <w:fldChar w:fldCharType="end"/>
+        </w:r>
+      </w:hyperlink>
+    </w:p>
+    <w:p>
+      <w:pPr>
+        <w:pStyle w:val="TOC1"/>
+        <w:tabs>
+          <w:tab w:val="right" w:leader="dot" w:pos="8495"/>
+        </w:tabs>
+        <w:rPr>
+          <w:rFonts w:asciiTheme="minorHAnsi" w:eastAsiaTheme="minorEastAsia" w:hAnsiTheme="minorHAnsi" w:cstheme="minorBidi"/>
+          <w:noProof/>
+          <w:lang w:val="en-EE" w:eastAsia="en-GB"/>
+        </w:rPr>
+      </w:pPr>
+      <w:hyperlink w:anchor="_Toc65086383" w:history="1">
+        <w:r>
+          <w:rPr>
+            <w:rStyle w:val="Hyperlink"/>
+            <w:noProof/>
+          </w:rPr>
+          <w:t>3 Soft delete and update</w:t>
+        </w:r>
+        <w:r>
+          <w:rPr>
+            <w:noProof/>
+            <w:webHidden/>
+          </w:rPr>
+          <w:tab/>
+        </w:r>
+        <w:r>
+          <w:rPr>
+            <w:noProof/>
+            <w:webHidden/>
+          </w:rPr>
+          <w:fldChar w:fldCharType="begin"/>
+        </w:r>
+        <w:r>
+          <w:rPr>
+            <w:noProof/>
+            <w:webHidden/>
+          </w:rPr>
+          <w:instrText xml:space="preserve"> PAGEREF _Toc65086383 \h </w:instrText>
+        </w:r>
+        <w:r>
+          <w:rPr>
+            <w:noProof/>
+            <w:webHidden/>
+          </w:rPr>
+        </w:r>
+        <w:r>
+          <w:rPr>
+            <w:noProof/>
+            <w:webHidden/>
+          </w:rPr>
+          <w:fldChar w:fldCharType="separate"/>
+        </w:r>
+        <w:r>
+          <w:rPr>
+            <w:noProof/>
+            <w:webHidden/>
+          </w:rPr>
+          <w:t>9</w:t>
+        </w:r>
+        <w:r>
+          <w:rPr>
+            <w:noProof/>
+            <w:webHidden/>
+          </w:rPr>
+          <w:fldChar w:fldCharType="end"/>
+        </w:r>
+      </w:hyperlink>
+    </w:p>
+    <w:p>
+      <w:pPr>
+        <w:pStyle w:val="TOC2"/>
+        <w:rPr>
+          <w:rFonts w:asciiTheme="minorHAnsi" w:eastAsiaTheme="minorEastAsia" w:hAnsiTheme="minorHAnsi" w:cstheme="minorBidi"/>
+          <w:noProof/>
+          <w:lang w:val="en-EE" w:eastAsia="en-GB"/>
+        </w:rPr>
+      </w:pPr>
+      <w:hyperlink w:anchor="_Toc65086384" w:history="1">
         <w:r>
           <w:rPr>
             <w:rStyle w:val="Hyperlink"/>
@@ -2150,7 +1995,7 @@
             <w:noProof/>
             <w:webHidden/>
           </w:rPr>
-          <w:instrText xml:space="preserve"> PAGEREF _Toc35614654 \h </w:instrText>
+          <w:instrText xml:space="preserve"> PAGEREF _Toc65086384 \h </w:instrText>
         </w:r>
         <w:r>
           <w:rPr>
@@ -2187,12 +2032,10 @@
         <w:rPr>
           <w:rFonts w:asciiTheme="minorHAnsi" w:eastAsiaTheme="minorEastAsia" w:hAnsiTheme="minorHAnsi" w:cstheme="minorBidi"/>
           <w:noProof/>
-          <w:sz w:val="22"/>
-          <w:szCs w:val="22"/>
-          <w:lang w:val="et-EE" w:eastAsia="et-EE"/>
-        </w:rPr>
-      </w:pPr>
-      <w:hyperlink w:anchor="_Toc35614655" w:history="1">
+          <w:lang w:val="en-EE" w:eastAsia="en-GB"/>
+        </w:rPr>
+      </w:pPr>
+      <w:hyperlink w:anchor="_Toc65086385" w:history="1">
         <w:r>
           <w:rPr>
             <w:rStyle w:val="Hyperlink"/>
@@ -2220,7 +2063,7 @@
             <w:noProof/>
             <w:webHidden/>
           </w:rPr>
-          <w:instrText xml:space="preserve"> PAGEREF _Toc35614655 \h </w:instrText>
+          <w:instrText xml:space="preserve"> PAGEREF _Toc65086385 \h </w:instrText>
         </w:r>
         <w:r>
           <w:rPr>
@@ -2257,12 +2100,10 @@
         <w:rPr>
           <w:rFonts w:asciiTheme="minorHAnsi" w:eastAsiaTheme="minorEastAsia" w:hAnsiTheme="minorHAnsi" w:cstheme="minorBidi"/>
           <w:noProof/>
-          <w:sz w:val="22"/>
-          <w:szCs w:val="22"/>
-          <w:lang w:val="et-EE" w:eastAsia="et-EE"/>
-        </w:rPr>
-      </w:pPr>
-      <w:hyperlink w:anchor="_Toc35614656" w:history="1">
+          <w:lang w:val="en-EE" w:eastAsia="en-GB"/>
+        </w:rPr>
+      </w:pPr>
+      <w:hyperlink w:anchor="_Toc65086386" w:history="1">
         <w:r>
           <w:rPr>
             <w:rStyle w:val="Hyperlink"/>
@@ -2290,7 +2131,7 @@
             <w:noProof/>
             <w:webHidden/>
           </w:rPr>
-          <w:instrText xml:space="preserve"> PAGEREF _Toc35614656 \h </w:instrText>
+          <w:instrText xml:space="preserve"> PAGEREF _Toc65086386 \h </w:instrText>
         </w:r>
         <w:r>
           <w:rPr>
@@ -2327,12 +2168,10 @@
         <w:rPr>
           <w:rFonts w:asciiTheme="minorHAnsi" w:eastAsiaTheme="minorEastAsia" w:hAnsiTheme="minorHAnsi" w:cstheme="minorBidi"/>
           <w:noProof/>
-          <w:sz w:val="22"/>
-          <w:szCs w:val="22"/>
-          <w:lang w:val="et-EE" w:eastAsia="et-EE"/>
-        </w:rPr>
-      </w:pPr>
-      <w:hyperlink w:anchor="_Toc35614657" w:history="1">
+          <w:lang w:val="en-EE" w:eastAsia="en-GB"/>
+        </w:rPr>
+      </w:pPr>
+      <w:hyperlink w:anchor="_Toc65086387" w:history="1">
         <w:r>
           <w:rPr>
             <w:rStyle w:val="Hyperlink"/>
@@ -2360,7 +2199,7 @@
             <w:noProof/>
             <w:webHidden/>
           </w:rPr>
-          <w:instrText xml:space="preserve"> PAGEREF _Toc35614657 \h </w:instrText>
+          <w:instrText xml:space="preserve"> PAGEREF _Toc65086387 \h </w:instrText>
         </w:r>
         <w:r>
           <w:rPr>
@@ -2397,19 +2236,17 @@
         <w:rPr>
           <w:rFonts w:asciiTheme="minorHAnsi" w:eastAsiaTheme="minorEastAsia" w:hAnsiTheme="minorHAnsi" w:cstheme="minorBidi"/>
           <w:noProof/>
-          <w:sz w:val="22"/>
-          <w:szCs w:val="22"/>
-          <w:lang w:val="et-EE" w:eastAsia="et-EE"/>
-        </w:rPr>
-      </w:pPr>
-      <w:hyperlink w:anchor="_Toc35614658" w:history="1">
+          <w:lang w:val="en-EE" w:eastAsia="en-GB"/>
+        </w:rPr>
+      </w:pPr>
+      <w:hyperlink w:anchor="_Toc65086388" w:history="1">
         <w:r>
           <w:rPr>
             <w:rStyle w:val="Hyperlink"/>
             <w:noProof/>
             <w:lang w:val="nb-NO"/>
           </w:rPr>
-          <w:t>3.5 Temporal and historic tables needs reasearch</w:t>
+          <w:t>3.5 Conclusion</w:t>
         </w:r>
         <w:r>
           <w:rPr>
@@ -2430,7 +2267,7 @@
             <w:noProof/>
             <w:webHidden/>
           </w:rPr>
-          <w:instrText xml:space="preserve"> PAGEREF _Toc35614658 \h </w:instrText>
+          <w:instrText xml:space="preserve"> PAGEREF _Toc65086388 \h </w:instrText>
         </w:r>
         <w:r>
           <w:rPr>
@@ -2463,23 +2300,23 @@
     </w:p>
     <w:p>
       <w:pPr>
-        <w:pStyle w:val="TOC2"/>
+        <w:pStyle w:val="TOC1"/>
+        <w:tabs>
+          <w:tab w:val="right" w:leader="dot" w:pos="8495"/>
+        </w:tabs>
         <w:rPr>
           <w:rFonts w:asciiTheme="minorHAnsi" w:eastAsiaTheme="minorEastAsia" w:hAnsiTheme="minorHAnsi" w:cstheme="minorBidi"/>
           <w:noProof/>
-          <w:sz w:val="22"/>
-          <w:szCs w:val="22"/>
-          <w:lang w:val="et-EE" w:eastAsia="et-EE"/>
-        </w:rPr>
-      </w:pPr>
-      <w:hyperlink w:anchor="_Toc35614659" w:history="1">
+          <w:lang w:val="en-EE" w:eastAsia="en-GB"/>
+        </w:rPr>
+      </w:pPr>
+      <w:hyperlink w:anchor="_Toc65086389" w:history="1">
         <w:r>
           <w:rPr>
             <w:rStyle w:val="Hyperlink"/>
             <w:noProof/>
-            <w:lang w:val="nb-NO"/>
           </w:rPr>
-          <w:t>3.6 Conclusion</w:t>
+          <w:t>4 DAO versus Repository pattern</w:t>
         </w:r>
         <w:r>
           <w:rPr>
@@ -2500,7 +2337,7 @@
             <w:noProof/>
             <w:webHidden/>
           </w:rPr>
-          <w:instrText xml:space="preserve"> PAGEREF _Toc35614659 \h </w:instrText>
+          <w:instrText xml:space="preserve"> PAGEREF _Toc65086389 \h </w:instrText>
         </w:r>
         <w:r>
           <w:rPr>
@@ -2540,18 +2377,24 @@
         <w:rPr>
           <w:rFonts w:asciiTheme="minorHAnsi" w:eastAsiaTheme="minorEastAsia" w:hAnsiTheme="minorHAnsi" w:cstheme="minorBidi"/>
           <w:noProof/>
-          <w:sz w:val="22"/>
-          <w:szCs w:val="22"/>
-          <w:lang w:val="et-EE" w:eastAsia="et-EE"/>
-        </w:rPr>
-      </w:pPr>
-      <w:hyperlink w:anchor="_Toc35614660" w:history="1">
+          <w:lang w:val="en-EE" w:eastAsia="en-GB"/>
+        </w:rPr>
+      </w:pPr>
+      <w:hyperlink w:anchor="_Toc65086390" w:history="1">
         <w:r>
           <w:rPr>
             <w:rStyle w:val="Hyperlink"/>
             <w:noProof/>
           </w:rPr>
-          <w:t>4 DAO versus Repository pattern</w:t>
+          <w:t xml:space="preserve">Annex 1 – </w:t>
+        </w:r>
+        <w:r>
+          <w:rPr>
+            <w:rStyle w:val="Hyperlink"/>
+            <w:noProof/>
+            <w:lang w:val="nb-NO"/>
+          </w:rPr>
+          <w:t>DB Model</w:t>
         </w:r>
         <w:r>
           <w:rPr>
@@ -2572,79 +2415,7 @@
             <w:noProof/>
             <w:webHidden/>
           </w:rPr>
-          <w:instrText xml:space="preserve"> PAGEREF _Toc35614660 \h </w:instrText>
-        </w:r>
-        <w:r>
-          <w:rPr>
-            <w:noProof/>
-            <w:webHidden/>
-          </w:rPr>
-        </w:r>
-        <w:r>
-          <w:rPr>
-            <w:noProof/>
-            <w:webHidden/>
-          </w:rPr>
-          <w:fldChar w:fldCharType="separate"/>
-        </w:r>
-        <w:r>
-          <w:rPr>
-            <w:noProof/>
-            <w:webHidden/>
-          </w:rPr>
-          <w:t>15</w:t>
-        </w:r>
-        <w:r>
-          <w:rPr>
-            <w:noProof/>
-            <w:webHidden/>
-          </w:rPr>
-          <w:fldChar w:fldCharType="end"/>
-        </w:r>
-      </w:hyperlink>
-    </w:p>
-    <w:p>
-      <w:pPr>
-        <w:pStyle w:val="TOC1"/>
-        <w:tabs>
-          <w:tab w:val="right" w:leader="dot" w:pos="8495"/>
-        </w:tabs>
-        <w:rPr>
-          <w:rFonts w:asciiTheme="minorHAnsi" w:eastAsiaTheme="minorEastAsia" w:hAnsiTheme="minorHAnsi" w:cstheme="minorBidi"/>
-          <w:noProof/>
-          <w:sz w:val="22"/>
-          <w:szCs w:val="22"/>
-          <w:lang w:val="et-EE" w:eastAsia="et-EE"/>
-        </w:rPr>
-      </w:pPr>
-      <w:hyperlink w:anchor="_Toc35614661" w:history="1">
-        <w:r>
-          <w:rPr>
-            <w:rStyle w:val="Hyperlink"/>
-            <w:noProof/>
-          </w:rPr>
-          <w:t>5 Kokkuvõte</w:t>
-        </w:r>
-        <w:r>
-          <w:rPr>
-            <w:noProof/>
-            <w:webHidden/>
-          </w:rPr>
-          <w:tab/>
-        </w:r>
-        <w:r>
-          <w:rPr>
-            <w:noProof/>
-            <w:webHidden/>
-          </w:rPr>
-          <w:fldChar w:fldCharType="begin"/>
-        </w:r>
-        <w:r>
-          <w:rPr>
-            <w:noProof/>
-            <w:webHidden/>
-          </w:rPr>
-          <w:instrText xml:space="preserve"> PAGEREF _Toc35614661 \h </w:instrText>
+          <w:instrText xml:space="preserve"> PAGEREF _Toc65086390 \h </w:instrText>
         </w:r>
         <w:r>
           <w:rPr>
@@ -2684,18 +2455,16 @@
         <w:rPr>
           <w:rFonts w:asciiTheme="minorHAnsi" w:eastAsiaTheme="minorEastAsia" w:hAnsiTheme="minorHAnsi" w:cstheme="minorBidi"/>
           <w:noProof/>
-          <w:sz w:val="22"/>
-          <w:szCs w:val="22"/>
-          <w:lang w:val="et-EE" w:eastAsia="et-EE"/>
-        </w:rPr>
-      </w:pPr>
-      <w:hyperlink w:anchor="_Toc35614662" w:history="1">
+          <w:lang w:val="en-EE" w:eastAsia="en-GB"/>
+        </w:rPr>
+      </w:pPr>
+      <w:hyperlink w:anchor="_Toc65086391" w:history="1">
         <w:r>
           <w:rPr>
             <w:rStyle w:val="Hyperlink"/>
             <w:noProof/>
           </w:rPr>
-          <w:t>Kasutatud kirjandus</w:t>
+          <w:t>Annex 2</w:t>
         </w:r>
         <w:r>
           <w:rPr>
@@ -2716,7 +2485,7 @@
             <w:noProof/>
             <w:webHidden/>
           </w:rPr>
-          <w:instrText xml:space="preserve"> PAGEREF _Toc35614662 \h </w:instrText>
+          <w:instrText xml:space="preserve"> PAGEREF _Toc65086391 \h </w:instrText>
         </w:r>
         <w:r>
           <w:rPr>
@@ -2748,173 +2517,6 @@
       </w:hyperlink>
     </w:p>
     <w:p>
-      <w:pPr>
-        <w:pStyle w:val="TOC1"/>
-        <w:tabs>
-          <w:tab w:val="right" w:leader="dot" w:pos="8495"/>
-        </w:tabs>
-        <w:rPr>
-          <w:rFonts w:asciiTheme="minorHAnsi" w:eastAsiaTheme="minorEastAsia" w:hAnsiTheme="minorHAnsi" w:cstheme="minorBidi"/>
-          <w:noProof/>
-          <w:sz w:val="22"/>
-          <w:szCs w:val="22"/>
-          <w:lang w:val="et-EE" w:eastAsia="et-EE"/>
-        </w:rPr>
-      </w:pPr>
-      <w:hyperlink w:anchor="_Toc35614663" w:history="1">
-        <w:r>
-          <w:rPr>
-            <w:rStyle w:val="Hyperlink"/>
-            <w:noProof/>
-          </w:rPr>
-          <w:t xml:space="preserve">Lisa 1 – </w:t>
-        </w:r>
-        <w:r>
-          <w:rPr>
-            <w:rStyle w:val="Hyperlink"/>
-            <w:noProof/>
-            <w:lang w:val="nb-NO"/>
-          </w:rPr>
-          <w:t>andmebaasi mudel sqldbm (t</w:t>
-        </w:r>
-        <w:r>
-          <w:rPr>
-            <w:rStyle w:val="Hyperlink"/>
-            <w:noProof/>
-          </w:rPr>
-          <w:t>äiendamisel</w:t>
-        </w:r>
-        <w:r>
-          <w:rPr>
-            <w:rStyle w:val="Hyperlink"/>
-            <w:noProof/>
-            <w:lang w:val="nb-NO"/>
-          </w:rPr>
-          <w:t>)</w:t>
-        </w:r>
-        <w:r>
-          <w:rPr>
-            <w:noProof/>
-            <w:webHidden/>
-          </w:rPr>
-          <w:tab/>
-        </w:r>
-        <w:r>
-          <w:rPr>
-            <w:noProof/>
-            <w:webHidden/>
-          </w:rPr>
-          <w:fldChar w:fldCharType="begin"/>
-        </w:r>
-        <w:r>
-          <w:rPr>
-            <w:noProof/>
-            <w:webHidden/>
-          </w:rPr>
-          <w:instrText xml:space="preserve"> PAGEREF _Toc35614663 \h </w:instrText>
-        </w:r>
-        <w:r>
-          <w:rPr>
-            <w:noProof/>
-            <w:webHidden/>
-          </w:rPr>
-        </w:r>
-        <w:r>
-          <w:rPr>
-            <w:noProof/>
-            <w:webHidden/>
-          </w:rPr>
-          <w:fldChar w:fldCharType="separate"/>
-        </w:r>
-        <w:r>
-          <w:rPr>
-            <w:noProof/>
-            <w:webHidden/>
-          </w:rPr>
-          <w:t>18</w:t>
-        </w:r>
-        <w:r>
-          <w:rPr>
-            <w:noProof/>
-            <w:webHidden/>
-          </w:rPr>
-          <w:fldChar w:fldCharType="end"/>
-        </w:r>
-      </w:hyperlink>
-    </w:p>
-    <w:p>
-      <w:pPr>
-        <w:pStyle w:val="TOC1"/>
-        <w:tabs>
-          <w:tab w:val="right" w:leader="dot" w:pos="8495"/>
-        </w:tabs>
-        <w:rPr>
-          <w:rFonts w:asciiTheme="minorHAnsi" w:eastAsiaTheme="minorEastAsia" w:hAnsiTheme="minorHAnsi" w:cstheme="minorBidi"/>
-          <w:noProof/>
-          <w:sz w:val="22"/>
-          <w:szCs w:val="22"/>
-          <w:lang w:val="et-EE" w:eastAsia="et-EE"/>
-        </w:rPr>
-      </w:pPr>
-      <w:hyperlink w:anchor="_Toc35614664" w:history="1">
-        <w:r>
-          <w:rPr>
-            <w:rStyle w:val="Hyperlink"/>
-            <w:noProof/>
-          </w:rPr>
-          <w:t>Lisa 2 – JNE</w:t>
-        </w:r>
-        <w:r>
-          <w:rPr>
-            <w:noProof/>
-            <w:webHidden/>
-          </w:rPr>
-          <w:tab/>
-        </w:r>
-        <w:r>
-          <w:rPr>
-            <w:noProof/>
-            <w:webHidden/>
-          </w:rPr>
-          <w:fldChar w:fldCharType="begin"/>
-        </w:r>
-        <w:r>
-          <w:rPr>
-            <w:noProof/>
-            <w:webHidden/>
-          </w:rPr>
-          <w:instrText xml:space="preserve"> PAGEREF _Toc35614664 \h </w:instrText>
-        </w:r>
-        <w:r>
-          <w:rPr>
-            <w:noProof/>
-            <w:webHidden/>
-          </w:rPr>
-        </w:r>
-        <w:r>
-          <w:rPr>
-            <w:noProof/>
-            <w:webHidden/>
-          </w:rPr>
-          <w:fldChar w:fldCharType="separate"/>
-        </w:r>
-        <w:r>
-          <w:rPr>
-            <w:noProof/>
-            <w:webHidden/>
-          </w:rPr>
-          <w:t>19</w:t>
-        </w:r>
-        <w:r>
-          <w:rPr>
-            <w:noProof/>
-            <w:webHidden/>
-          </w:rPr>
-          <w:fldChar w:fldCharType="end"/>
-        </w:r>
-      </w:hyperlink>
-    </w:p>
-    <w:p>
       <w:r>
         <w:fldChar w:fldCharType="end"/>
       </w:r>
@@ -2938,7 +2540,7 @@
       <w:pPr>
         <w:pStyle w:val="Heading1"/>
       </w:pPr>
-      <w:bookmarkStart w:id="2" w:name="_Toc35614645"/>
+      <w:bookmarkStart w:id="2" w:name="_Toc65086377"/>
       <w:r>
         <w:lastRenderedPageBreak/>
         <w:t>Assignment</w:t>
@@ -3097,7 +2699,7 @@
           <w:numId w:val="4"/>
         </w:numPr>
       </w:pPr>
-      <w:bookmarkStart w:id="6" w:name="_Toc35614646"/>
+      <w:bookmarkStart w:id="6" w:name="_Toc65086378"/>
       <w:bookmarkEnd w:id="3"/>
       <w:bookmarkEnd w:id="4"/>
       <w:bookmarkEnd w:id="5"/>
@@ -3169,7 +2771,7 @@
           <w:lang w:val="nb-NO"/>
         </w:rPr>
       </w:pPr>
-      <w:bookmarkStart w:id="7" w:name="_Toc35614647"/>
+      <w:bookmarkStart w:id="7" w:name="_Toc65086379"/>
       <w:r>
         <w:rPr>
           <w:lang w:val="nb-NO"/>
@@ -4546,7 +4148,7 @@
           <w:numId w:val="4"/>
         </w:numPr>
       </w:pPr>
-      <w:bookmarkStart w:id="8" w:name="_Toc35614649"/>
+      <w:bookmarkStart w:id="8" w:name="_Toc65086380"/>
       <w:r>
         <w:lastRenderedPageBreak/>
         <w:t>User interface</w:t>
@@ -4572,19 +4174,7 @@
           <w:rPr>
             <w:rStyle w:val="Hyperlink"/>
           </w:rPr>
-          <w:t>https://www.figma.com/proto/B3btV75evn32c4pV20fqPO/ProductionAPP?node-id=31%3A</w:t>
-        </w:r>
-        <w:r>
-          <w:rPr>
-            <w:rStyle w:val="Hyperlink"/>
-          </w:rPr>
-          <w:t>2</w:t>
-        </w:r>
-        <w:r>
-          <w:rPr>
-            <w:rStyle w:val="Hyperlink"/>
-          </w:rPr>
-          <w:t>6&amp;scaling=min-zoom</w:t>
+          <w:t>https://www.figma.com/proto/B3btV75evn32c4pV20fqPO/ProductionAPP?node-id=31%3A26&amp;scaling=min-zoom</w:t>
         </w:r>
       </w:hyperlink>
     </w:p>
@@ -4644,16 +4234,7 @@
         <w:pStyle w:val="Caption"/>
       </w:pPr>
       <w:r>
-        <w:t xml:space="preserve">Drawing </w:t>
-      </w:r>
-      <w:r>
-        <w:t>1</w:t>
-      </w:r>
-      <w:r>
-        <w:t xml:space="preserve">. </w:t>
-      </w:r>
-      <w:r>
-        <w:t>Login screen</w:t>
+        <w:t>Drawing 1. Login screen</w:t>
       </w:r>
     </w:p>
     <w:p/>
@@ -4713,16 +4294,7 @@
         <w:pStyle w:val="Caption"/>
       </w:pPr>
       <w:r>
-        <w:t xml:space="preserve">Drawing </w:t>
-      </w:r>
-      <w:r>
-        <w:t>2</w:t>
-      </w:r>
-      <w:r>
-        <w:t xml:space="preserve">. </w:t>
-      </w:r>
-      <w:r>
-        <w:t>Production plan screen</w:t>
+        <w:t>Drawing 2. Production plan screen</w:t>
       </w:r>
     </w:p>
     <w:p/>
@@ -4783,16 +4355,7 @@
         <w:pStyle w:val="Caption"/>
       </w:pPr>
       <w:r>
-        <w:t xml:space="preserve">Drawing </w:t>
-      </w:r>
-      <w:r>
-        <w:t>3</w:t>
-      </w:r>
-      <w:r>
-        <w:t xml:space="preserve">. </w:t>
-      </w:r>
-      <w:r>
-        <w:t>Resource plan screen</w:t>
+        <w:t>Drawing 3. Resource plan screen</w:t>
       </w:r>
     </w:p>
     <w:p/>
@@ -4852,22 +4415,7 @@
         <w:pStyle w:val="Caption"/>
       </w:pPr>
       <w:r>
-        <w:t xml:space="preserve">Drawing </w:t>
-      </w:r>
-      <w:r>
-        <w:t>4</w:t>
-      </w:r>
-      <w:r>
-        <w:t>. Re</w:t>
-      </w:r>
-      <w:r>
-        <w:t>s</w:t>
-      </w:r>
-      <w:r>
-        <w:t xml:space="preserve">ource </w:t>
-      </w:r>
-      <w:r>
-        <w:t>overview</w:t>
+        <w:t>Drawing 4. Resource overview</w:t>
       </w:r>
     </w:p>
     <w:p/>
@@ -5146,7 +4694,7 @@
           <w:numId w:val="4"/>
         </w:numPr>
       </w:pPr>
-      <w:bookmarkStart w:id="9" w:name="_Toc35614650"/>
+      <w:bookmarkStart w:id="9" w:name="_Toc65086381"/>
       <w:r>
         <w:t>Main user functionality</w:t>
       </w:r>
@@ -5226,7 +4774,7 @@
           <w:numId w:val="4"/>
         </w:numPr>
       </w:pPr>
-      <w:bookmarkStart w:id="10" w:name="_Toc35614651"/>
+      <w:bookmarkStart w:id="10" w:name="_Toc65086382"/>
       <w:r>
         <w:t>User functionality</w:t>
       </w:r>
@@ -5394,7 +4942,7 @@
           <w:numId w:val="4"/>
         </w:numPr>
       </w:pPr>
-      <w:bookmarkStart w:id="11" w:name="_Toc35614653"/>
+      <w:bookmarkStart w:id="11" w:name="_Toc65086383"/>
       <w:r>
         <w:t>Soft delet</w:t>
       </w:r>
@@ -6733,7 +6281,7 @@
           <w:lang w:val="nb-NO"/>
         </w:rPr>
       </w:pPr>
-      <w:bookmarkStart w:id="12" w:name="_Toc35614654"/>
+      <w:bookmarkStart w:id="12" w:name="_Toc65086384"/>
       <w:r>
         <w:rPr>
           <w:lang w:val="nb-NO"/>
@@ -7277,7 +6825,7 @@
           <w:lang w:val="nb-NO"/>
         </w:rPr>
       </w:pPr>
-      <w:bookmarkStart w:id="13" w:name="_Toc35614655"/>
+      <w:bookmarkStart w:id="13" w:name="_Toc65086385"/>
       <w:proofErr w:type="spellStart"/>
       <w:r>
         <w:rPr>
@@ -7694,7 +7242,7 @@
           <w:lang w:val="nb-NO"/>
         </w:rPr>
       </w:pPr>
-      <w:bookmarkStart w:id="14" w:name="_Toc35614656"/>
+      <w:bookmarkStart w:id="14" w:name="_Toc65086386"/>
       <w:proofErr w:type="spellStart"/>
       <w:r>
         <w:rPr>
@@ -8731,7 +8279,7 @@
           <w:lang w:val="nb-NO"/>
         </w:rPr>
       </w:pPr>
-      <w:bookmarkStart w:id="15" w:name="_Toc35614657"/>
+      <w:bookmarkStart w:id="15" w:name="_Toc65086387"/>
       <w:proofErr w:type="spellStart"/>
       <w:r>
         <w:rPr>
@@ -8805,7 +8353,7 @@
           <w:lang w:val="nb-NO"/>
         </w:rPr>
       </w:pPr>
-      <w:bookmarkStart w:id="16" w:name="_Toc35614659"/>
+      <w:bookmarkStart w:id="16" w:name="_Toc65086388"/>
       <w:proofErr w:type="spellStart"/>
       <w:r>
         <w:rPr>
@@ -9134,7 +8682,7 @@
           <w:numId w:val="4"/>
         </w:numPr>
       </w:pPr>
-      <w:bookmarkStart w:id="17" w:name="_Toc35614660"/>
+      <w:bookmarkStart w:id="17" w:name="_Toc65086389"/>
       <w:r>
         <w:t>DAO versus Repository pattern</w:t>
       </w:r>
@@ -9350,7 +8898,7 @@
       <w:bookmarkStart w:id="20" w:name="_Toc437263091"/>
       <w:bookmarkStart w:id="21" w:name="_Toc437856796"/>
       <w:bookmarkStart w:id="22" w:name="_Hlk33037184"/>
-      <w:bookmarkStart w:id="23" w:name="_Toc35614663"/>
+      <w:bookmarkStart w:id="23" w:name="_Toc65086390"/>
       <w:r>
         <w:lastRenderedPageBreak/>
         <w:t>Annex</w:t>
@@ -9371,6 +8919,7 @@
         </w:rPr>
         <w:t>DB Model</w:t>
       </w:r>
+      <w:bookmarkEnd w:id="23"/>
       <w:r>
         <w:rPr>
           <w:lang w:val="nb-NO"/>
@@ -9378,7 +8927,6 @@
         <w:t xml:space="preserve"> </w:t>
       </w:r>
       <w:bookmarkEnd w:id="22"/>
-      <w:bookmarkEnd w:id="23"/>
     </w:p>
     <w:p>
       <w:pPr>
@@ -9469,15 +9017,18 @@
           <w:numId w:val="0"/>
         </w:numPr>
       </w:pPr>
-      <w:bookmarkStart w:id="24" w:name="_Toc35614664"/>
+      <w:bookmarkStart w:id="24" w:name="_Toc65086391"/>
       <w:r>
         <w:lastRenderedPageBreak/>
         <w:t>Annex</w:t>
       </w:r>
       <w:r>
-        <w:t xml:space="preserve"> 2 </w:t>
+        <w:t xml:space="preserve"> 2</w:t>
       </w:r>
       <w:bookmarkEnd w:id="24"/>
+      <w:r>
+        <w:t xml:space="preserve"> </w:t>
+      </w:r>
     </w:p>
     <w:p>
       <w:pPr>
